--- a/indexes/report/praxis_validation_report.docx
+++ b/indexes/report/praxis_validation_report.docx
@@ -51,7 +51,7 @@
           <w:color w:val="1A1A1A"/>
           <w:sz w:val="21"/>
         </w:rPr>
-        <w:t>Across 720 alerts per condition (65 malicious), the enriched PII Context Framework cut high-priority alert volume from 210 to 44 (79% reduction) while raising the true-positive rate at high priority from 0.195 to 0.773.</w:t>
+        <w:t>Across 720 alerts per condition (65 malicious), the enriched PII Context Framework cut high-priority alert volume from 210 to 30 (86% reduction) while raising the true-positive rate at high priority from 0.195 to 0.667.</w:t>
       </w:r>
     </w:p>
     <w:tbl>
@@ -171,7 +171,7 @@
                 <w:color w:val="1A1A1A"/>
                 <w:sz w:val="18"/>
               </w:rPr>
-              <w:t>t(39)=5.21, p &lt; 0.001, d=0.82</w:t>
+              <w:t>t(39)=6.40, p &lt; 0.001, d=1.01</w:t>
             </w:r>
           </w:p>
         </w:tc>
@@ -229,7 +229,7 @@
                 <w:color w:val="1A1A1A"/>
                 <w:sz w:val="18"/>
               </w:rPr>
-              <w:t>z=7.64, p &lt; 0.001</w:t>
+              <w:t>z=5.55, p &lt; 0.001</w:t>
             </w:r>
           </w:p>
         </w:tc>
@@ -287,7 +287,7 @@
                 <w:color w:val="1A1A1A"/>
                 <w:sz w:val="18"/>
               </w:rPr>
-              <w:t>z=0.81, p = 0.415</w:t>
+              <w:t>z=3.53, p &lt; 0.001</w:t>
             </w:r>
           </w:p>
         </w:tc>
@@ -301,7 +301,7 @@
                 <w:color w:val="1A1A1A"/>
                 <w:sz w:val="18"/>
               </w:rPr>
-              <w:t>DIRECTIONALLY SUPPORTED</w:t>
+              <w:t>SUPPORTED</w:t>
             </w:r>
           </w:p>
         </w:tc>
@@ -344,7 +344,7 @@
           <w:color w:val="1A1A1A"/>
           <w:sz w:val="21"/>
         </w:rPr>
-        <w:t>• Enriched scoring (v7 promotion model): base alert severity is scored 0–100 by the same standard-detection formula as the baseline (high ≥60, medium 40–59, low &lt;40) and owns the base tier. The PII context is a bounded, weighted promotion layer: three contributions — PII exposure (0–25, primary impact), asset criticality (0–20, secondary impact) and attack complexity (0–15, threat likelihood) — are added to the base, giving composite = base + the three. Because impact (≤45) outweighs likelihood (≤15), a confirmed attack on Tier-1/2 PII is promoted to CRITICAL while a sophisticated attack on non-sensitive data is bounded at high. The CRITICAL tier is gated on a confirmed PII attack: Tier-1/2 PII target AND real attack evidence (observed PII exposure or ≥1 correlated MITRE technique), so ambient traffic on PII assets does not qualify (NIST SP 800-30r1/800-122). Actionable high-priority queue: baseline = high+critical (≥60); enriched = the promoted critical tier.</w:t>
+        <w:t>• Enriched scoring (v8 promotion model, §3.5 / §3.7.4): base alert severity is scored 0–100 by the same standard-detection formula as the baseline and still sets the base tier (high ≥60, medium 40–59, low &lt;40), but contributes only a normalized 0–30 to the composite. The PII context is a bounded, weighted promotion layer of four contributions whose maxima total exactly 100: base severity (0–30), PII exposure (0–25; T1 25 / T2 18 / T3 8 / T4 0, primary impact), asset criticality (0–25, secondary impact) and attack complexity (5–20, threat likelihood), giving composite = base + pii + asset + complexity. Because base contributes at most 30, an alert on a non-PII asset maxes at 75 (inside high, below the critical threshold 80), so impact (25+25) outweighs likelihood (20) and a sophisticated attack on non-sensitive data is bounded at high. The CRITICAL tier is gated on a confirmed PII attack: composite ≥80 AND a Tier-1/2 PII target AND real attack evidence (observed PII exposure or ≥1 correlated MITRE technique), so ambient traffic on PII assets does not qualify (NIST SP 800-30r1/800-122). Two-tier routing (§3.5): the enriched pipeline routes composite ≥60 to the priority-investigation queue and gated composite ≥80 to the critical immediate-response queue. The binary-escalation metrics (H2: volume, TPR@high, FPR@high, alert-distribution) use the critical queue vs the baseline high+critical set (base ≥60); triage speed (H1) and early detection (H3) are measured over the ≥60 priority-investigation queue the analyst navigates vs the baseline base-≥60 queue.</w:t>
       </w:r>
     </w:p>
     <w:p>
@@ -672,7 +672,7 @@
                 <w:color w:val="1A1A1A"/>
                 <w:sz w:val="18"/>
               </w:rPr>
-              <w:t>11</w:t>
+              <w:t>6</w:t>
             </w:r>
           </w:p>
         </w:tc>
@@ -686,7 +686,7 @@
                 <w:color w:val="1A1A1A"/>
                 <w:sz w:val="18"/>
               </w:rPr>
-              <w:t>9</w:t>
+              <w:t>4</w:t>
             </w:r>
           </w:p>
         </w:tc>
@@ -714,7 +714,7 @@
                 <w:color w:val="1A1A1A"/>
                 <w:sz w:val="18"/>
               </w:rPr>
-              <w:t>0.818</w:t>
+              <w:t>0.667</w:t>
             </w:r>
           </w:p>
         </w:tc>
@@ -728,7 +728,7 @@
                 <w:color w:val="1A1A1A"/>
                 <w:sz w:val="18"/>
               </w:rPr>
-              <w:t>0.182</w:t>
+              <w:t>0.333</w:t>
             </w:r>
           </w:p>
         </w:tc>
@@ -742,7 +742,7 @@
                 <w:color w:val="1A1A1A"/>
                 <w:sz w:val="18"/>
               </w:rPr>
-              <w:t>0.450</w:t>
+              <w:t>0.200</w:t>
             </w:r>
           </w:p>
         </w:tc>
@@ -900,7 +900,7 @@
                 <w:color w:val="1A1A1A"/>
                 <w:sz w:val="18"/>
               </w:rPr>
-              <w:t>9</w:t>
+              <w:t>7</w:t>
             </w:r>
           </w:p>
         </w:tc>
@@ -914,7 +914,7 @@
                 <w:color w:val="1A1A1A"/>
                 <w:sz w:val="18"/>
               </w:rPr>
-              <w:t>7</w:t>
+              <w:t>5</w:t>
             </w:r>
           </w:p>
         </w:tc>
@@ -942,7 +942,7 @@
                 <w:color w:val="1A1A1A"/>
                 <w:sz w:val="18"/>
               </w:rPr>
-              <w:t>0.778</w:t>
+              <w:t>0.714</w:t>
             </w:r>
           </w:p>
         </w:tc>
@@ -956,7 +956,7 @@
                 <w:color w:val="1A1A1A"/>
                 <w:sz w:val="18"/>
               </w:rPr>
-              <w:t>0.222</w:t>
+              <w:t>0.286</w:t>
             </w:r>
           </w:p>
         </w:tc>
@@ -970,7 +970,7 @@
                 <w:color w:val="1A1A1A"/>
                 <w:sz w:val="18"/>
               </w:rPr>
-              <w:t>0.583</w:t>
+              <w:t>0.417</w:t>
             </w:r>
           </w:p>
         </w:tc>
@@ -1584,7 +1584,7 @@
                 <w:color w:val="1A1A1A"/>
                 <w:sz w:val="18"/>
               </w:rPr>
-              <w:t>12</w:t>
+              <w:t>5</w:t>
             </w:r>
           </w:p>
         </w:tc>
@@ -1598,7 +1598,7 @@
                 <w:color w:val="1A1A1A"/>
                 <w:sz w:val="18"/>
               </w:rPr>
-              <w:t>10</w:t>
+              <w:t>3</w:t>
             </w:r>
           </w:p>
         </w:tc>
@@ -1626,7 +1626,7 @@
                 <w:color w:val="1A1A1A"/>
                 <w:sz w:val="18"/>
               </w:rPr>
-              <w:t>0.833</w:t>
+              <w:t>0.600</w:t>
             </w:r>
           </w:p>
         </w:tc>
@@ -1640,7 +1640,7 @@
                 <w:color w:val="1A1A1A"/>
                 <w:sz w:val="18"/>
               </w:rPr>
-              <w:t>0.167</w:t>
+              <w:t>0.400</w:t>
             </w:r>
           </w:p>
         </w:tc>
@@ -1654,7 +1654,7 @@
                 <w:color w:val="1A1A1A"/>
                 <w:sz w:val="18"/>
               </w:rPr>
-              <w:t>0.714</w:t>
+              <w:t>0.214</w:t>
             </w:r>
           </w:p>
         </w:tc>
@@ -1811,7 +1811,7 @@
                 <w:color w:val="1A1A1A"/>
                 <w:sz w:val="18"/>
               </w:rPr>
-              <w:t>44</w:t>
+              <w:t>30</w:t>
             </w:r>
           </w:p>
         </w:tc>
@@ -1825,7 +1825,7 @@
                 <w:color w:val="1A1A1A"/>
                 <w:sz w:val="18"/>
               </w:rPr>
-              <w:t>34</w:t>
+              <w:t>20</w:t>
             </w:r>
           </w:p>
         </w:tc>
@@ -1853,7 +1853,7 @@
                 <w:color w:val="1A1A1A"/>
                 <w:sz w:val="18"/>
               </w:rPr>
-              <w:t>0.773</w:t>
+              <w:t>0.667</w:t>
             </w:r>
           </w:p>
         </w:tc>
@@ -1867,7 +1867,7 @@
                 <w:color w:val="1A1A1A"/>
                 <w:sz w:val="18"/>
               </w:rPr>
-              <w:t>0.227</w:t>
+              <w:t>0.333</w:t>
             </w:r>
           </w:p>
         </w:tc>
@@ -1910,7 +1910,7 @@
           <w:color w:val="1A1A1A"/>
           <w:sz w:val="21"/>
         </w:rPr>
-        <w:t>H1 — Paired t-test on simulated triage time (n=40 high-risk TPs). Baseline mean 730s vs enriched 479s (Δ=252s, 34% faster). t(39)=5.21, p &lt; 0.001, Cohen's d=0.82.</w:t>
+        <w:t>H1 — Paired t-test on simulated triage time (n=40 high-risk TPs). Baseline mean 730s vs enriched 238s (Δ=492s, 67% faster). t(39)=6.40, p &lt; 0.001, Cohen's d=1.01.</w:t>
       </w:r>
     </w:p>
     <w:p>
@@ -1923,7 +1923,7 @@
           <w:color w:val="1A1A1A"/>
           <w:sz w:val="21"/>
         </w:rPr>
-        <w:t>H2 — Two-proportion z-test on TPR@high. Enriched 0.773 (34/44) vs baseline 0.195 (41/210). z=7.64, p &lt; 0.001, Cohen's h=1.23.</w:t>
+        <w:t>H2 — Two-proportion z-test on TPR@high. Enriched 0.667 (20/30) vs baseline 0.195 (41/210). z=5.55, p &lt; 0.001, Cohen's h=1.00.</w:t>
       </w:r>
     </w:p>
     <w:p>
@@ -1936,7 +1936,7 @@
           <w:color w:val="1A1A1A"/>
           <w:sz w:val="21"/>
         </w:rPr>
-        <w:t>Risk-score precision — independent-samples t-test (composite of true vs false positives). Levene W=1.45, p = 0.228 → variances equal, report pooled. TP mean 84.3 vs FP mean 57.7; t=8.54, p &lt; 0.001, Cohen's d=1.11.</w:t>
+        <w:t>Risk-score precision — independent-samples t-test (composite of true vs false positives). Levene W=1.51, p = 0.220 → variances equal, report pooled. TP mean 66.8 vs FP mean 51.9; t=7.07, p &lt; 0.001, Cohen's d=0.92.</w:t>
       </w:r>
     </w:p>
     <w:p>
@@ -1962,7 +1962,7 @@
           <w:color w:val="1A1A1A"/>
           <w:sz w:val="21"/>
         </w:rPr>
-        <w:t>• Alert-distribution shift: high-priority share of all alerts falls from 29.2% to 6.1%, concentrating on true positives.</w:t>
+        <w:t>• Alert-distribution shift: high-priority share of all alerts falls from 29.2% to 4.2%, concentrating on true positives.</w:t>
       </w:r>
     </w:p>
     <w:p>
@@ -1988,7 +1988,7 @@
           <w:color w:val="1A1A1A"/>
           <w:sz w:val="21"/>
         </w:rPr>
-        <w:t>• Risk-score precision: TP composite mean 84.3 ≫ FP mean 57.7.</w:t>
+        <w:t>• Risk-score precision: TP composite mean 66.8 ≫ FP mean 51.9.</w:t>
       </w:r>
     </w:p>
     <w:p>
@@ -2001,7 +2001,7 @@
           <w:color w:val="1A1A1A"/>
           <w:sz w:val="21"/>
         </w:rPr>
-        <w:t>• Early-detection rate (H3): of 28 pre-exfiltration malicious events on Tier-1/2 assets, enriched flags 13 (0.464) as high-priority vs baseline 10 (0.357).</w:t>
+        <w:t>• Early-detection rate (H3): of 28 pre-exfiltration malicious events on Tier-1/2 assets, enriched flags 23 (0.821) as high-priority vs baseline 10 (0.357).</w:t>
       </w:r>
     </w:p>
     <w:p>
@@ -2042,7 +2042,7 @@
           <w:color w:val="1A1A1A"/>
           <w:sz w:val="21"/>
         </w:rPr>
-        <w:t>Analysts using the framework triage high-risk PII threats significantly faster (paired t-test p &lt; 0.001, d=0.82). The enriched condition removes manual context-gathering and shrinks the high-priority queue.</w:t>
+        <w:t>Analysts using the framework triage high-risk PII threats significantly faster (paired t-test p &lt; 0.001, d=1.01). The enriched condition removes manual context-gathering and shrinks the high-priority queue.</w:t>
       </w:r>
     </w:p>
     <w:p>
@@ -2070,7 +2070,7 @@
           <w:color w:val="1A1A1A"/>
           <w:sz w:val="21"/>
         </w:rPr>
-        <w:t>PII context sharply reduces noise: high-priority volume falls 79% and TPR@high rises from 0.195 to 0.773 (z=7.64, p &lt; 0.001).</w:t>
+        <w:t>PII context sharply reduces noise: high-priority volume falls 86% and TPR@high rises from 0.195 to 0.667 (z=5.55, p &lt; 0.001).</w:t>
       </w:r>
     </w:p>
     <w:p>
@@ -2088,17 +2088,17 @@
       <w:r>
         <w:rPr>
           <w:b/>
-          <w:color w:val="2E74B5"/>
+          <w:color w:val="2E7D32"/>
           <w:sz w:val="22"/>
         </w:rPr>
-        <w:t xml:space="preserve">DIRECTIONALLY SUPPORTED. </w:t>
+        <w:t xml:space="preserve">SUPPORTED. </w:t>
       </w:r>
       <w:r>
         <w:rPr>
           <w:color w:val="1A1A1A"/>
           <w:sz w:val="21"/>
         </w:rPr>
-        <w:t>Enriched assigns high priority to early-stage precursors more often than baseline (0.464 vs 0.357). Per §3.8.4 the small precursor count limits power (p = 0.415); the evidence is directionally consistent — the stated proof-of-concept contribution.</w:t>
+        <w:t>Enriched assigns high priority to early-stage precursors more often than baseline (0.821 vs 0.357). Per §3.8.4 the small precursor count limits power (p &lt; 0.001); the evidence is directionally consistent — the stated proof-of-concept contribution.</w:t>
       </w:r>
     </w:p>
     <w:p>
